--- a/tillsyn/A 18725-2024 tillsynsbegäran.docx
+++ b/tillsyn/A 18725-2024 tillsynsbegäran.docx
@@ -427,7 +427,7 @@
     <w:r>
       <w:tab/>
       <w:tab/>
-      <w:t>2025-09-28</w:t>
+      <w:t>2025-09-29</w:t>
       <w:br/>
       <w:br/>
     </w:r>

--- a/tillsyn/A 18725-2024 tillsynsbegäran.docx
+++ b/tillsyn/A 18725-2024 tillsynsbegäran.docx
@@ -427,7 +427,7 @@
     <w:r>
       <w:tab/>
       <w:tab/>
-      <w:t>2025-09-29</w:t>
+      <w:t>2025-09-30</w:t>
       <w:br/>
       <w:br/>
     </w:r>

--- a/tillsyn/A 18725-2024 tillsynsbegäran.docx
+++ b/tillsyn/A 18725-2024 tillsynsbegäran.docx
@@ -427,7 +427,7 @@
     <w:r>
       <w:tab/>
       <w:tab/>
-      <w:t>2025-09-30</w:t>
+      <w:t>2025-10-01</w:t>
       <w:br/>
       <w:br/>
     </w:r>

--- a/tillsyn/A 18725-2024 tillsynsbegäran.docx
+++ b/tillsyn/A 18725-2024 tillsynsbegäran.docx
@@ -427,7 +427,7 @@
     <w:r>
       <w:tab/>
       <w:tab/>
-      <w:t>2025-10-01</w:t>
+      <w:t>2025-10-02</w:t>
       <w:br/>
       <w:br/>
     </w:r>

--- a/tillsyn/A 18725-2024 tillsynsbegäran.docx
+++ b/tillsyn/A 18725-2024 tillsynsbegäran.docx
@@ -427,7 +427,7 @@
     <w:r>
       <w:tab/>
       <w:tab/>
-      <w:t>2025-10-02</w:t>
+      <w:t>2025-10-03</w:t>
       <w:br/>
       <w:br/>
     </w:r>

--- a/tillsyn/A 18725-2024 tillsynsbegäran.docx
+++ b/tillsyn/A 18725-2024 tillsynsbegäran.docx
@@ -427,7 +427,7 @@
     <w:r>
       <w:tab/>
       <w:tab/>
-      <w:t>2025-10-03</w:t>
+      <w:t>2025-10-04</w:t>
       <w:br/>
       <w:br/>
     </w:r>

--- a/tillsyn/A 18725-2024 tillsynsbegäran.docx
+++ b/tillsyn/A 18725-2024 tillsynsbegäran.docx
@@ -427,7 +427,7 @@
     <w:r>
       <w:tab/>
       <w:tab/>
-      <w:t>2025-10-04</w:t>
+      <w:t>2025-10-05</w:t>
       <w:br/>
       <w:br/>
     </w:r>

--- a/tillsyn/A 18725-2024 tillsynsbegäran.docx
+++ b/tillsyn/A 18725-2024 tillsynsbegäran.docx
@@ -427,7 +427,7 @@
     <w:r>
       <w:tab/>
       <w:tab/>
-      <w:t>2025-10-05</w:t>
+      <w:t>2025-10-06</w:t>
       <w:br/>
       <w:br/>
     </w:r>

--- a/tillsyn/A 18725-2024 tillsynsbegäran.docx
+++ b/tillsyn/A 18725-2024 tillsynsbegäran.docx
@@ -427,7 +427,7 @@
     <w:r>
       <w:tab/>
       <w:tab/>
-      <w:t>2025-10-06</w:t>
+      <w:t>2025-10-07</w:t>
       <w:br/>
       <w:br/>
     </w:r>

--- a/tillsyn/A 18725-2024 tillsynsbegäran.docx
+++ b/tillsyn/A 18725-2024 tillsynsbegäran.docx
@@ -427,7 +427,7 @@
     <w:r>
       <w:tab/>
       <w:tab/>
-      <w:t>2025-10-07</w:t>
+      <w:t>2025-10-08</w:t>
       <w:br/>
       <w:br/>
     </w:r>

--- a/tillsyn/A 18725-2024 tillsynsbegäran.docx
+++ b/tillsyn/A 18725-2024 tillsynsbegäran.docx
@@ -427,7 +427,7 @@
     <w:r>
       <w:tab/>
       <w:tab/>
-      <w:t>2025-10-08</w:t>
+      <w:t>2025-10-09</w:t>
       <w:br/>
       <w:br/>
     </w:r>

--- a/tillsyn/A 18725-2024 tillsynsbegäran.docx
+++ b/tillsyn/A 18725-2024 tillsynsbegäran.docx
@@ -427,7 +427,7 @@
     <w:r>
       <w:tab/>
       <w:tab/>
-      <w:t>2025-10-09</w:t>
+      <w:t>2025-10-10</w:t>
       <w:br/>
       <w:br/>
     </w:r>

--- a/tillsyn/A 18725-2024 tillsynsbegäran.docx
+++ b/tillsyn/A 18725-2024 tillsynsbegäran.docx
@@ -427,7 +427,7 @@
     <w:r>
       <w:tab/>
       <w:tab/>
-      <w:t>2025-10-10</w:t>
+      <w:t>2025-10-11</w:t>
       <w:br/>
       <w:br/>
     </w:r>

--- a/tillsyn/A 18725-2024 tillsynsbegäran.docx
+++ b/tillsyn/A 18725-2024 tillsynsbegäran.docx
@@ -427,7 +427,7 @@
     <w:r>
       <w:tab/>
       <w:tab/>
-      <w:t>2025-10-16</w:t>
+      <w:t>2025-10-17</w:t>
       <w:br/>
       <w:br/>
     </w:r>

--- a/tillsyn/A 18725-2024 tillsynsbegäran.docx
+++ b/tillsyn/A 18725-2024 tillsynsbegäran.docx
@@ -427,7 +427,7 @@
     <w:r>
       <w:tab/>
       <w:tab/>
-      <w:t>2025-10-17</w:t>
+      <w:t>2025-10-18</w:t>
       <w:br/>
       <w:br/>
     </w:r>

--- a/tillsyn/A 18725-2024 tillsynsbegäran.docx
+++ b/tillsyn/A 18725-2024 tillsynsbegäran.docx
@@ -427,7 +427,7 @@
     <w:r>
       <w:tab/>
       <w:tab/>
-      <w:t>2025-10-18</w:t>
+      <w:t>2025-10-19</w:t>
       <w:br/>
       <w:br/>
     </w:r>

--- a/tillsyn/A 18725-2024 tillsynsbegäran.docx
+++ b/tillsyn/A 18725-2024 tillsynsbegäran.docx
@@ -427,7 +427,7 @@
     <w:r>
       <w:tab/>
       <w:tab/>
-      <w:t>2025-10-19</w:t>
+      <w:t>2025-10-20</w:t>
       <w:br/>
       <w:br/>
     </w:r>

--- a/tillsyn/A 18725-2024 tillsynsbegäran.docx
+++ b/tillsyn/A 18725-2024 tillsynsbegäran.docx
@@ -427,7 +427,7 @@
     <w:r>
       <w:tab/>
       <w:tab/>
-      <w:t>2025-10-20</w:t>
+      <w:t>2025-10-21</w:t>
       <w:br/>
       <w:br/>
     </w:r>

--- a/tillsyn/A 18725-2024 tillsynsbegäran.docx
+++ b/tillsyn/A 18725-2024 tillsynsbegäran.docx
@@ -427,7 +427,7 @@
     <w:r>
       <w:tab/>
       <w:tab/>
-      <w:t>2025-10-21</w:t>
+      <w:t>2025-10-22</w:t>
       <w:br/>
       <w:br/>
     </w:r>

--- a/tillsyn/A 18725-2024 tillsynsbegäran.docx
+++ b/tillsyn/A 18725-2024 tillsynsbegäran.docx
@@ -427,7 +427,7 @@
     <w:r>
       <w:tab/>
       <w:tab/>
-      <w:t>2025-10-22</w:t>
+      <w:t>2025-10-23</w:t>
       <w:br/>
       <w:br/>
     </w:r>

--- a/tillsyn/A 18725-2024 tillsynsbegäran.docx
+++ b/tillsyn/A 18725-2024 tillsynsbegäran.docx
@@ -427,7 +427,7 @@
     <w:r>
       <w:tab/>
       <w:tab/>
-      <w:t>2025-10-23</w:t>
+      <w:t>2025-10-24</w:t>
       <w:br/>
       <w:br/>
     </w:r>

--- a/tillsyn/A 18725-2024 tillsynsbegäran.docx
+++ b/tillsyn/A 18725-2024 tillsynsbegäran.docx
@@ -427,7 +427,7 @@
     <w:r>
       <w:tab/>
       <w:tab/>
-      <w:t>2025-10-24</w:t>
+      <w:t>2025-10-25</w:t>
       <w:br/>
       <w:br/>
     </w:r>

--- a/tillsyn/A 18725-2024 tillsynsbegäran.docx
+++ b/tillsyn/A 18725-2024 tillsynsbegäran.docx
@@ -427,7 +427,7 @@
     <w:r>
       <w:tab/>
       <w:tab/>
-      <w:t>2025-10-25</w:t>
+      <w:t>2025-10-26</w:t>
       <w:br/>
       <w:br/>
     </w:r>

--- a/tillsyn/A 18725-2024 tillsynsbegäran.docx
+++ b/tillsyn/A 18725-2024 tillsynsbegäran.docx
@@ -427,7 +427,7 @@
     <w:r>
       <w:tab/>
       <w:tab/>
-      <w:t>2025-10-26</w:t>
+      <w:t>2025-10-27</w:t>
       <w:br/>
       <w:br/>
     </w:r>

--- a/tillsyn/A 18725-2024 tillsynsbegäran.docx
+++ b/tillsyn/A 18725-2024 tillsynsbegäran.docx
@@ -427,7 +427,7 @@
     <w:r>
       <w:tab/>
       <w:tab/>
-      <w:t>2025-10-27</w:t>
+      <w:t>2025-10-28</w:t>
       <w:br/>
       <w:br/>
     </w:r>

--- a/tillsyn/A 18725-2024 tillsynsbegäran.docx
+++ b/tillsyn/A 18725-2024 tillsynsbegäran.docx
@@ -427,7 +427,7 @@
     <w:r>
       <w:tab/>
       <w:tab/>
-      <w:t>2025-10-28</w:t>
+      <w:t>2025-10-29</w:t>
       <w:br/>
       <w:br/>
     </w:r>

--- a/tillsyn/A 18725-2024 tillsynsbegäran.docx
+++ b/tillsyn/A 18725-2024 tillsynsbegäran.docx
@@ -427,7 +427,7 @@
     <w:r>
       <w:tab/>
       <w:tab/>
-      <w:t>2025-10-29</w:t>
+      <w:t>2025-10-30</w:t>
       <w:br/>
       <w:br/>
     </w:r>

--- a/tillsyn/A 18725-2024 tillsynsbegäran.docx
+++ b/tillsyn/A 18725-2024 tillsynsbegäran.docx
@@ -427,7 +427,7 @@
     <w:r>
       <w:tab/>
       <w:tab/>
-      <w:t>2025-10-30</w:t>
+      <w:t>2025-10-31</w:t>
       <w:br/>
       <w:br/>
     </w:r>

--- a/tillsyn/A 18725-2024 tillsynsbegäran.docx
+++ b/tillsyn/A 18725-2024 tillsynsbegäran.docx
@@ -427,7 +427,7 @@
     <w:r>
       <w:tab/>
       <w:tab/>
-      <w:t>2025-10-31</w:t>
+      <w:t>2025-11-01</w:t>
       <w:br/>
       <w:br/>
     </w:r>

--- a/tillsyn/A 18725-2024 tillsynsbegäran.docx
+++ b/tillsyn/A 18725-2024 tillsynsbegäran.docx
@@ -427,7 +427,7 @@
     <w:r>
       <w:tab/>
       <w:tab/>
-      <w:t>2025-11-15</w:t>
+      <w:t>2025-11-20</w:t>
       <w:br/>
       <w:br/>
     </w:r>

--- a/tillsyn/A 18725-2024 tillsynsbegäran.docx
+++ b/tillsyn/A 18725-2024 tillsynsbegäran.docx
@@ -427,7 +427,7 @@
     <w:r>
       <w:tab/>
       <w:tab/>
-      <w:t>2025-11-20</w:t>
+      <w:t>2025-11-21</w:t>
       <w:br/>
       <w:br/>
     </w:r>

--- a/tillsyn/A 18725-2024 tillsynsbegäran.docx
+++ b/tillsyn/A 18725-2024 tillsynsbegäran.docx
@@ -427,7 +427,7 @@
     <w:r>
       <w:tab/>
       <w:tab/>
-      <w:t>2025-11-21</w:t>
+      <w:t>2025-11-22</w:t>
       <w:br/>
       <w:br/>
     </w:r>

--- a/tillsyn/A 18725-2024 tillsynsbegäran.docx
+++ b/tillsyn/A 18725-2024 tillsynsbegäran.docx
@@ -427,7 +427,7 @@
     <w:r>
       <w:tab/>
       <w:tab/>
-      <w:t>2025-11-22</w:t>
+      <w:t>2025-11-23</w:t>
       <w:br/>
       <w:br/>
     </w:r>

--- a/tillsyn/A 18725-2024 tillsynsbegäran.docx
+++ b/tillsyn/A 18725-2024 tillsynsbegäran.docx
@@ -427,7 +427,7 @@
     <w:r>
       <w:tab/>
       <w:tab/>
-      <w:t>2025-11-23</w:t>
+      <w:t>2025-11-24</w:t>
       <w:br/>
       <w:br/>
     </w:r>

--- a/tillsyn/A 18725-2024 tillsynsbegäran.docx
+++ b/tillsyn/A 18725-2024 tillsynsbegäran.docx
@@ -427,7 +427,7 @@
     <w:r>
       <w:tab/>
       <w:tab/>
-      <w:t>2025-11-24</w:t>
+      <w:t>2025-11-25</w:t>
       <w:br/>
       <w:br/>
     </w:r>

--- a/tillsyn/A 18725-2024 tillsynsbegäran.docx
+++ b/tillsyn/A 18725-2024 tillsynsbegäran.docx
@@ -427,7 +427,7 @@
     <w:r>
       <w:tab/>
       <w:tab/>
-      <w:t>2025-11-25</w:t>
+      <w:t>2025-11-26</w:t>
       <w:br/>
       <w:br/>
     </w:r>

--- a/tillsyn/A 18725-2024 tillsynsbegäran.docx
+++ b/tillsyn/A 18725-2024 tillsynsbegäran.docx
@@ -427,7 +427,7 @@
     <w:r>
       <w:tab/>
       <w:tab/>
-      <w:t>2025-11-26</w:t>
+      <w:t>2025-11-27</w:t>
       <w:br/>
       <w:br/>
     </w:r>

--- a/tillsyn/A 18725-2024 tillsynsbegäran.docx
+++ b/tillsyn/A 18725-2024 tillsynsbegäran.docx
@@ -427,7 +427,7 @@
     <w:r>
       <w:tab/>
       <w:tab/>
-      <w:t>2025-11-27</w:t>
+      <w:t>2025-11-28</w:t>
       <w:br/>
       <w:br/>
     </w:r>

--- a/tillsyn/A 18725-2024 tillsynsbegäran.docx
+++ b/tillsyn/A 18725-2024 tillsynsbegäran.docx
@@ -427,7 +427,7 @@
     <w:r>
       <w:tab/>
       <w:tab/>
-      <w:t>2025-11-28</w:t>
+      <w:t>2025-11-29</w:t>
       <w:br/>
       <w:br/>
     </w:r>

--- a/tillsyn/A 18725-2024 tillsynsbegäran.docx
+++ b/tillsyn/A 18725-2024 tillsynsbegäran.docx
@@ -427,7 +427,7 @@
     <w:r>
       <w:tab/>
       <w:tab/>
-      <w:t>2025-11-29</w:t>
+      <w:t>2025-11-30</w:t>
       <w:br/>
       <w:br/>
     </w:r>

--- a/tillsyn/A 18725-2024 tillsynsbegäran.docx
+++ b/tillsyn/A 18725-2024 tillsynsbegäran.docx
@@ -427,7 +427,7 @@
     <w:r>
       <w:tab/>
       <w:tab/>
-      <w:t>2025-11-30</w:t>
+      <w:t>2025-12-01</w:t>
       <w:br/>
       <w:br/>
     </w:r>

--- a/tillsyn/A 18725-2024 tillsynsbegäran.docx
+++ b/tillsyn/A 18725-2024 tillsynsbegäran.docx
@@ -427,7 +427,7 @@
     <w:r>
       <w:tab/>
       <w:tab/>
-      <w:t>2025-12-01</w:t>
+      <w:t>2025-12-02</w:t>
       <w:br/>
       <w:br/>
     </w:r>

--- a/tillsyn/A 18725-2024 tillsynsbegäran.docx
+++ b/tillsyn/A 18725-2024 tillsynsbegäran.docx
@@ -427,7 +427,7 @@
     <w:r>
       <w:tab/>
       <w:tab/>
-      <w:t>2025-12-02</w:t>
+      <w:t>2025-12-03</w:t>
       <w:br/>
       <w:br/>
     </w:r>

--- a/tillsyn/A 18725-2024 tillsynsbegäran.docx
+++ b/tillsyn/A 18725-2024 tillsynsbegäran.docx
@@ -427,7 +427,7 @@
     <w:r>
       <w:tab/>
       <w:tab/>
-      <w:t>2025-12-03</w:t>
+      <w:t>2025-12-04</w:t>
       <w:br/>
       <w:br/>
     </w:r>

--- a/tillsyn/A 18725-2024 tillsynsbegäran.docx
+++ b/tillsyn/A 18725-2024 tillsynsbegäran.docx
@@ -427,7 +427,7 @@
     <w:r>
       <w:tab/>
       <w:tab/>
-      <w:t>2025-12-04</w:t>
+      <w:t>2025-12-05</w:t>
       <w:br/>
       <w:br/>
     </w:r>

--- a/tillsyn/A 18725-2024 tillsynsbegäran.docx
+++ b/tillsyn/A 18725-2024 tillsynsbegäran.docx
@@ -427,7 +427,7 @@
     <w:r>
       <w:tab/>
       <w:tab/>
-      <w:t>2025-12-05</w:t>
+      <w:t>2025-12-06</w:t>
       <w:br/>
       <w:br/>
     </w:r>

--- a/tillsyn/A 18725-2024 tillsynsbegäran.docx
+++ b/tillsyn/A 18725-2024 tillsynsbegäran.docx
@@ -427,7 +427,7 @@
     <w:r>
       <w:tab/>
       <w:tab/>
-      <w:t>2025-12-06</w:t>
+      <w:t>2025-12-07</w:t>
       <w:br/>
       <w:br/>
     </w:r>

--- a/tillsyn/A 18725-2024 tillsynsbegäran.docx
+++ b/tillsyn/A 18725-2024 tillsynsbegäran.docx
@@ -427,7 +427,7 @@
     <w:r>
       <w:tab/>
       <w:tab/>
-      <w:t>2025-12-07</w:t>
+      <w:t>2025-12-08</w:t>
       <w:br/>
       <w:br/>
     </w:r>

--- a/tillsyn/A 18725-2024 tillsynsbegäran.docx
+++ b/tillsyn/A 18725-2024 tillsynsbegäran.docx
@@ -427,7 +427,7 @@
     <w:r>
       <w:tab/>
       <w:tab/>
-      <w:t>2025-12-08</w:t>
+      <w:t>2025-12-09</w:t>
       <w:br/>
       <w:br/>
     </w:r>

--- a/tillsyn/A 18725-2024 tillsynsbegäran.docx
+++ b/tillsyn/A 18725-2024 tillsynsbegäran.docx
@@ -427,7 +427,7 @@
     <w:r>
       <w:tab/>
       <w:tab/>
-      <w:t>2025-12-09</w:t>
+      <w:t>2025-12-10</w:t>
       <w:br/>
       <w:br/>
     </w:r>

--- a/tillsyn/A 18725-2024 tillsynsbegäran.docx
+++ b/tillsyn/A 18725-2024 tillsynsbegäran.docx
@@ -427,7 +427,7 @@
     <w:r>
       <w:tab/>
       <w:tab/>
-      <w:t>2025-12-10</w:t>
+      <w:t>2025-12-11</w:t>
       <w:br/>
       <w:br/>
     </w:r>

--- a/tillsyn/A 18725-2024 tillsynsbegäran.docx
+++ b/tillsyn/A 18725-2024 tillsynsbegäran.docx
@@ -427,7 +427,7 @@
     <w:r>
       <w:tab/>
       <w:tab/>
-      <w:t>2025-12-11</w:t>
+      <w:t>2025-12-12</w:t>
       <w:br/>
       <w:br/>
     </w:r>

--- a/tillsyn/A 18725-2024 tillsynsbegäran.docx
+++ b/tillsyn/A 18725-2024 tillsynsbegäran.docx
@@ -427,7 +427,7 @@
     <w:r>
       <w:tab/>
       <w:tab/>
-      <w:t>2025-12-12</w:t>
+      <w:t>2025-12-13</w:t>
       <w:br/>
       <w:br/>
     </w:r>

--- a/tillsyn/A 18725-2024 tillsynsbegäran.docx
+++ b/tillsyn/A 18725-2024 tillsynsbegäran.docx
@@ -427,7 +427,7 @@
     <w:r>
       <w:tab/>
       <w:tab/>
-      <w:t>2025-12-19</w:t>
+      <w:t>2025-12-20</w:t>
       <w:br/>
       <w:br/>
     </w:r>

--- a/tillsyn/A 18725-2024 tillsynsbegäran.docx
+++ b/tillsyn/A 18725-2024 tillsynsbegäran.docx
@@ -427,7 +427,7 @@
     <w:r>
       <w:tab/>
       <w:tab/>
-      <w:t>2025-12-20</w:t>
+      <w:t>2025-12-21</w:t>
       <w:br/>
       <w:br/>
     </w:r>

--- a/tillsyn/A 18725-2024 tillsynsbegäran.docx
+++ b/tillsyn/A 18725-2024 tillsynsbegäran.docx
@@ -427,7 +427,7 @@
     <w:r>
       <w:tab/>
       <w:tab/>
-      <w:t>2025-12-21</w:t>
+      <w:t>2025-12-22</w:t>
       <w:br/>
       <w:br/>
     </w:r>

--- a/tillsyn/A 18725-2024 tillsynsbegäran.docx
+++ b/tillsyn/A 18725-2024 tillsynsbegäran.docx
@@ -427,7 +427,7 @@
     <w:r>
       <w:tab/>
       <w:tab/>
-      <w:t>2025-12-22</w:t>
+      <w:t>2025-12-26</w:t>
       <w:br/>
       <w:br/>
     </w:r>

--- a/tillsyn/A 18725-2024 tillsynsbegäran.docx
+++ b/tillsyn/A 18725-2024 tillsynsbegäran.docx
@@ -427,7 +427,7 @@
     <w:r>
       <w:tab/>
       <w:tab/>
-      <w:t>2026-01-07</w:t>
+      <w:t>2026-01-08</w:t>
       <w:br/>
       <w:br/>
     </w:r>

--- a/tillsyn/A 18725-2024 tillsynsbegäran.docx
+++ b/tillsyn/A 18725-2024 tillsynsbegäran.docx
@@ -427,7 +427,7 @@
     <w:r>
       <w:tab/>
       <w:tab/>
-      <w:t>2026-01-08</w:t>
+      <w:t>2026-01-09</w:t>
       <w:br/>
       <w:br/>
     </w:r>

--- a/tillsyn/A 18725-2024 tillsynsbegäran.docx
+++ b/tillsyn/A 18725-2024 tillsynsbegäran.docx
@@ -427,7 +427,7 @@
     <w:r>
       <w:tab/>
       <w:tab/>
-      <w:t>2026-01-09</w:t>
+      <w:t>2026-01-10</w:t>
       <w:br/>
       <w:br/>
     </w:r>

--- a/tillsyn/A 18725-2024 tillsynsbegäran.docx
+++ b/tillsyn/A 18725-2024 tillsynsbegäran.docx
@@ -427,7 +427,7 @@
     <w:r>
       <w:tab/>
       <w:tab/>
-      <w:t>2026-01-10</w:t>
+      <w:t>2026-01-11</w:t>
       <w:br/>
       <w:br/>
     </w:r>

--- a/tillsyn/A 18725-2024 tillsynsbegäran.docx
+++ b/tillsyn/A 18725-2024 tillsynsbegäran.docx
@@ -427,7 +427,7 @@
     <w:r>
       <w:tab/>
       <w:tab/>
-      <w:t>2026-01-11</w:t>
+      <w:t>2026-01-12</w:t>
       <w:br/>
       <w:br/>
     </w:r>

--- a/tillsyn/A 18725-2024 tillsynsbegäran.docx
+++ b/tillsyn/A 18725-2024 tillsynsbegäran.docx
@@ -427,7 +427,7 @@
     <w:r>
       <w:tab/>
       <w:tab/>
-      <w:t>2026-01-12</w:t>
+      <w:t>2026-01-13</w:t>
       <w:br/>
       <w:br/>
     </w:r>

--- a/tillsyn/A 18725-2024 tillsynsbegäran.docx
+++ b/tillsyn/A 18725-2024 tillsynsbegäran.docx
@@ -427,7 +427,7 @@
     <w:r>
       <w:tab/>
       <w:tab/>
-      <w:t>2026-01-13</w:t>
+      <w:t>2026-01-14</w:t>
       <w:br/>
       <w:br/>
     </w:r>

--- a/tillsyn/A 18725-2024 tillsynsbegäran.docx
+++ b/tillsyn/A 18725-2024 tillsynsbegäran.docx
@@ -427,7 +427,7 @@
     <w:r>
       <w:tab/>
       <w:tab/>
-      <w:t>2026-01-14</w:t>
+      <w:t>2026-01-15</w:t>
       <w:br/>
       <w:br/>
     </w:r>

--- a/tillsyn/A 18725-2024 tillsynsbegäran.docx
+++ b/tillsyn/A 18725-2024 tillsynsbegäran.docx
@@ -427,7 +427,7 @@
     <w:r>
       <w:tab/>
       <w:tab/>
-      <w:t>2026-01-15</w:t>
+      <w:t>2026-01-16</w:t>
       <w:br/>
       <w:br/>
     </w:r>

--- a/tillsyn/A 18725-2024 tillsynsbegäran.docx
+++ b/tillsyn/A 18725-2024 tillsynsbegäran.docx
@@ -427,7 +427,7 @@
     <w:r>
       <w:tab/>
       <w:tab/>
-      <w:t>2026-01-16</w:t>
+      <w:t>2026-01-17</w:t>
       <w:br/>
       <w:br/>
     </w:r>

--- a/tillsyn/A 18725-2024 tillsynsbegäran.docx
+++ b/tillsyn/A 18725-2024 tillsynsbegäran.docx
@@ -427,7 +427,7 @@
     <w:r>
       <w:tab/>
       <w:tab/>
-      <w:t>2026-01-17</w:t>
+      <w:t>2026-01-18</w:t>
       <w:br/>
       <w:br/>
     </w:r>

--- a/tillsyn/A 18725-2024 tillsynsbegäran.docx
+++ b/tillsyn/A 18725-2024 tillsynsbegäran.docx
@@ -427,7 +427,7 @@
     <w:r>
       <w:tab/>
       <w:tab/>
-      <w:t>2026-01-18</w:t>
+      <w:t>2026-01-19</w:t>
       <w:br/>
       <w:br/>
     </w:r>

--- a/tillsyn/A 18725-2024 tillsynsbegäran.docx
+++ b/tillsyn/A 18725-2024 tillsynsbegäran.docx
@@ -427,7 +427,7 @@
     <w:r>
       <w:tab/>
       <w:tab/>
-      <w:t>2026-01-19</w:t>
+      <w:t>2026-01-20</w:t>
       <w:br/>
       <w:br/>
     </w:r>

--- a/tillsyn/A 18725-2024 tillsynsbegäran.docx
+++ b/tillsyn/A 18725-2024 tillsynsbegäran.docx
@@ -427,7 +427,7 @@
     <w:r>
       <w:tab/>
       <w:tab/>
-      <w:t>2026-01-20</w:t>
+      <w:t>2026-01-21</w:t>
       <w:br/>
       <w:br/>
     </w:r>

--- a/tillsyn/A 18725-2024 tillsynsbegäran.docx
+++ b/tillsyn/A 18725-2024 tillsynsbegäran.docx
@@ -427,7 +427,7 @@
     <w:r>
       <w:tab/>
       <w:tab/>
-      <w:t>2026-01-21</w:t>
+      <w:t>2026-01-23</w:t>
       <w:br/>
       <w:br/>
     </w:r>

--- a/tillsyn/A 18725-2024 tillsynsbegäran.docx
+++ b/tillsyn/A 18725-2024 tillsynsbegäran.docx
@@ -427,7 +427,7 @@
     <w:r>
       <w:tab/>
       <w:tab/>
-      <w:t>2026-01-23</w:t>
+      <w:t>2026-01-24</w:t>
       <w:br/>
       <w:br/>
     </w:r>

--- a/tillsyn/A 18725-2024 tillsynsbegäran.docx
+++ b/tillsyn/A 18725-2024 tillsynsbegäran.docx
@@ -427,7 +427,7 @@
     <w:r>
       <w:tab/>
       <w:tab/>
-      <w:t>2026-01-24</w:t>
+      <w:t>2026-01-25</w:t>
       <w:br/>
       <w:br/>
     </w:r>

--- a/tillsyn/A 18725-2024 tillsynsbegäran.docx
+++ b/tillsyn/A 18725-2024 tillsynsbegäran.docx
@@ -427,7 +427,7 @@
     <w:r>
       <w:tab/>
       <w:tab/>
-      <w:t>2026-01-25</w:t>
+      <w:t>2026-01-26</w:t>
       <w:br/>
       <w:br/>
     </w:r>

--- a/tillsyn/A 18725-2024 tillsynsbegäran.docx
+++ b/tillsyn/A 18725-2024 tillsynsbegäran.docx
@@ -427,7 +427,7 @@
     <w:r>
       <w:tab/>
       <w:tab/>
-      <w:t>2026-01-26</w:t>
+      <w:t>2026-01-27</w:t>
       <w:br/>
       <w:br/>
     </w:r>

--- a/tillsyn/A 18725-2024 tillsynsbegäran.docx
+++ b/tillsyn/A 18725-2024 tillsynsbegäran.docx
@@ -427,7 +427,7 @@
     <w:r>
       <w:tab/>
       <w:tab/>
-      <w:t>2026-01-27</w:t>
+      <w:t>2026-01-28</w:t>
       <w:br/>
       <w:br/>
     </w:r>

--- a/tillsyn/A 18725-2024 tillsynsbegäran.docx
+++ b/tillsyn/A 18725-2024 tillsynsbegäran.docx
@@ -98,7 +98,25 @@
         <w:t>Garnlav (NT)</w:t>
       </w:r>
       <w:r>
-        <w:t xml:space="preserve"> är en utpräglad barrskogsart som ibland kan drapera träden i norrländska grannaturskogar med hög luftfuktighet. Den förekommer även i talldominerade bestånd där den, förutom i trädens grenverk, påträffas hängande över ojämnheter i tallbarken. Arten har minskat starkt i södra och mellersta Sverige och den minskar även i sitt nordliga utbredningsområde. Orsaken till tillbakagången beror främst på slutavverkningar av naturskogsartade skogar. Bestånd med riklig förekomst bör regelmässigt sparas. Garnlav är värdväxt för den mycket sällsynta och akut hotade fjärilen barrskogslavfly (CR) som hör hemma i boreala barrskogar med riklig förekomst av värdväxten. Tidigare kunde arten konstateras årligen på flera platser vid Dala-Floda i Dalarna innan lokalerna kalavverkades. Senaste fyndet i landet av barrskogslavfly är från år 2000 då den påträffades vid Högberget i Sollefteå kommun (SLU Artdatabanken, 2024).</w:t>
+        <w:t xml:space="preserve"> är en utpräglad barrskogsart som ibland kan drapera träden i norrländska grannaturskogar med hög luftfuktighet. Den förekommer även i talldominerade bestånd där den, förutom i trädens grenverk, påträffas hängande över ojämnheter i tallbarken. Arten har minskat starkt i södra och mellersta Sverige och den minskar även i sitt nordliga utbredningsområde. Orsaken till tillbakagången beror främst på slutavverkningar av naturskogsartade skogar. Bestånd med riklig förekomst bör regelmässigt sparas. Garnlav är värdväxt för den mycket sällsynta och akut hotade fjärilen barrskogslavfly (CR) som hör hemma i boreala barrskogar med riklig förekomst av värdväxten. Tidigare kunde arten konstateras årligen på flera platser vid Dala-Floda i Dalarna innan lokalerna kalavverkades. Senaste fyndet i landet av barrskogslavfly är från år 2000 då den påträffades vid Högberget i Sollefteå kommun. Garnlav är typisk art för </w:t>
+      </w:r>
+      <w:r>
+        <w:rPr>
+          <w:i/>
+        </w:rPr>
+        <w:t xml:space="preserve">9010 Taiga </w:t>
+      </w:r>
+      <w:r>
+        <w:t>och</w:t>
+      </w:r>
+      <w:r>
+        <w:rPr>
+          <w:i/>
+        </w:rPr>
+        <w:t xml:space="preserve"> 9070 Trädklädd betesmark </w:t>
+      </w:r>
+      <w:r>
+        <w:t xml:space="preserve"> (SLU Artdatabanken, 2024).</w:t>
       </w:r>
     </w:p>
     <w:p>
@@ -109,7 +127,16 @@
         <w:t xml:space="preserve">Orange taggsvamp (NT) </w:t>
       </w:r>
       <w:r>
-        <w:t>bildar mykorrhiza med både gran och tall och den förekommer främst i äldre barrskogar med kontinuitetsskogskaraktär. Mest frekvent är den i äldre mossrik granskog, men då bara i skogar inom granens naturliga utbredningsområde och i bestånd med långvarig grankontinuitet. Den totala populationen i landet bedöms ha minskat kraftigt och fortsatt kommer att minska då arten är knuten till en produktiv skogsmiljö som successivt avverkas. Arten hotas främst av skogsavverkning och tycks försvinna efter slutavverkning, markberedning och plantering och det är inte känt att arten har återkommit i anlagd skog på tidigare kalmark (SLU Artdatabanken, 2024).</w:t>
+        <w:t xml:space="preserve">bildar mykorrhiza med både gran och tall och den förekommer främst i äldre barrskogar med kontinuitetsskogskaraktär. Mest frekvent är den i äldre mossrik granskog, men då bara i skogar inom granens naturliga utbredningsområde och i bestånd med långvarig grankontinuitet. Den totala populationen i landet bedöms ha minskat kraftigt och fortsatt kommer att minska då arten är knuten till en produktiv skogsmiljö som successivt avverkas. Arten hotas främst av skogsavverkning och tycks försvinna efter slutavverkning, markberedning och plantering och det är inte känt att arten har återkommit i anlagd skog på tidigare kalmark. Orange taggsvamp är typisk art för </w:t>
+      </w:r>
+      <w:r>
+        <w:rPr>
+          <w:i/>
+        </w:rPr>
+        <w:t>9010 Taiga</w:t>
+      </w:r>
+      <w:r>
+        <w:t xml:space="preserve"> (SLU Artdatabanken, 2024).</w:t>
       </w:r>
     </w:p>
     <w:p>
@@ -120,7 +147,16 @@
         <w:t>Vedskivlav (NT)</w:t>
       </w:r>
       <w:r>
-        <w:t xml:space="preserve"> växer på gammal, torr, exponerad, hård kärnved av framförallt tall i naturskogsartade bestånd. Avverkning av tallskog av naturskogskaraktär med spår av återkommande bränder är ett hot. Mängden lämplig ved att växa på för vedskivlav minskar, dels på grund av naturlig nedbrytning men framförallt på grund av att de förstörs i samband med slutavverkningar, gallringar och markberedning. Tall- och blandbarrskogar av naturskogskaraktär med spår av återkommande bränder bör skyddas (SLU Artdatabanken, 2024).</w:t>
+        <w:t xml:space="preserve"> växer på gammal, torr, exponerad, hård kärnved av framförallt tall i naturskogsartade bestånd. Avverkning av tallskog av naturskogskaraktär med spår av återkommande bränder är ett hot. Mängden lämplig ved att växa på för vedskivlav minskar, dels på grund av naturlig nedbrytning men framförallt på grund av att de förstörs i samband med slutavverkningar, gallringar och markberedning. Tall- och blandbarrskogar av naturskogskaraktär med spår av återkommande bränder bör skyddas. Vedskivlav är typisk art för </w:t>
+      </w:r>
+      <w:r>
+        <w:rPr>
+          <w:i/>
+        </w:rPr>
+        <w:t>9010 Taiga</w:t>
+      </w:r>
+      <w:r>
+        <w:t xml:space="preserve"> (SLU Artdatabanken, 2024).</w:t>
       </w:r>
     </w:p>
     <w:p>
@@ -427,7 +463,7 @@
     <w:r>
       <w:tab/>
       <w:tab/>
-      <w:t>2026-01-28</w:t>
+      <w:t>2026-01-29</w:t>
       <w:br/>
       <w:br/>
     </w:r>

--- a/tillsyn/A 18725-2024 tillsynsbegäran.docx
+++ b/tillsyn/A 18725-2024 tillsynsbegäran.docx
@@ -463,7 +463,7 @@
     <w:r>
       <w:tab/>
       <w:tab/>
-      <w:t>2026-01-29</w:t>
+      <w:t>2026-01-30</w:t>
       <w:br/>
       <w:br/>
     </w:r>

--- a/tillsyn/A 18725-2024 tillsynsbegäran.docx
+++ b/tillsyn/A 18725-2024 tillsynsbegäran.docx
@@ -463,7 +463,7 @@
     <w:r>
       <w:tab/>
       <w:tab/>
-      <w:t>2026-01-30</w:t>
+      <w:t>2026-01-31</w:t>
       <w:br/>
       <w:br/>
     </w:r>

--- a/tillsyn/A 18725-2024 tillsynsbegäran.docx
+++ b/tillsyn/A 18725-2024 tillsynsbegäran.docx
@@ -113,7 +113,7 @@
         <w:rPr>
           <w:i/>
         </w:rPr>
-        <w:t xml:space="preserve"> 9070 Trädklädd betesmark </w:t>
+        <w:t xml:space="preserve"> 9070 Trädklädd betesmark</w:t>
       </w:r>
       <w:r>
         <w:t xml:space="preserve"> (SLU Artdatabanken, 2024).</w:t>
@@ -463,7 +463,7 @@
     <w:r>
       <w:tab/>
       <w:tab/>
-      <w:t>2026-03-02</w:t>
+      <w:t>2026-03-03</w:t>
       <w:br/>
       <w:br/>
     </w:r>

--- a/tillsyn/A 18725-2024 tillsynsbegäran.docx
+++ b/tillsyn/A 18725-2024 tillsynsbegäran.docx
@@ -463,7 +463,7 @@
     <w:r>
       <w:tab/>
       <w:tab/>
-      <w:t>2026-03-03</w:t>
+      <w:t>2026-03-04</w:t>
       <w:br/>
       <w:br/>
     </w:r>

--- a/tillsyn/A 18725-2024 tillsynsbegäran.docx
+++ b/tillsyn/A 18725-2024 tillsynsbegäran.docx
@@ -463,7 +463,7 @@
     <w:r>
       <w:tab/>
       <w:tab/>
-      <w:t>2026-03-04</w:t>
+      <w:t>2026-03-05</w:t>
       <w:br/>
       <w:br/>
     </w:r>

--- a/tillsyn/A 18725-2024 tillsynsbegäran.docx
+++ b/tillsyn/A 18725-2024 tillsynsbegäran.docx
@@ -463,7 +463,7 @@
     <w:r>
       <w:tab/>
       <w:tab/>
-      <w:t>2026-03-05</w:t>
+      <w:t>2026-03-06</w:t>
       <w:br/>
       <w:br/>
     </w:r>

--- a/tillsyn/A 18725-2024 tillsynsbegäran.docx
+++ b/tillsyn/A 18725-2024 tillsynsbegäran.docx
@@ -463,7 +463,7 @@
     <w:r>
       <w:tab/>
       <w:tab/>
-      <w:t>2026-03-06</w:t>
+      <w:t>2026-03-07</w:t>
       <w:br/>
       <w:br/>
     </w:r>

--- a/tillsyn/A 18725-2024 tillsynsbegäran.docx
+++ b/tillsyn/A 18725-2024 tillsynsbegäran.docx
@@ -463,7 +463,7 @@
     <w:r>
       <w:tab/>
       <w:tab/>
-      <w:t>2026-03-07</w:t>
+      <w:t>2026-03-08</w:t>
       <w:br/>
       <w:br/>
     </w:r>

--- a/tillsyn/A 18725-2024 tillsynsbegäran.docx
+++ b/tillsyn/A 18725-2024 tillsynsbegäran.docx
@@ -463,7 +463,7 @@
     <w:r>
       <w:tab/>
       <w:tab/>
-      <w:t>2026-03-08</w:t>
+      <w:t>2026-03-09</w:t>
       <w:br/>
       <w:br/>
     </w:r>

--- a/tillsyn/A 18725-2024 tillsynsbegäran.docx
+++ b/tillsyn/A 18725-2024 tillsynsbegäran.docx
@@ -463,7 +463,7 @@
     <w:r>
       <w:tab/>
       <w:tab/>
-      <w:t>2026-03-09</w:t>
+      <w:t>2026-03-10</w:t>
       <w:br/>
       <w:br/>
     </w:r>

--- a/tillsyn/A 18725-2024 tillsynsbegäran.docx
+++ b/tillsyn/A 18725-2024 tillsynsbegäran.docx
@@ -194,7 +194,7 @@
         <w:t>Talltita (NT, §4)</w:t>
       </w:r>
       <w:r>
-        <w:t>, rödlistad som nära hotad och prioriterad art i Skogsvårdslagen har häckningsrevir i anmälan. Arten har minskat kraftigt de senaste 30 åren och minskningstakten innevarande 10-årsperiod beräknas till 20 (10–30) %. Talltitan är synnerligen trogen sitt cirka 15 hektar stora revir och är beroende av flerskiktade olikåldriga skogar för att kunna föda upp sina ungar. Talltitan försvinner om dess livsmiljö kalavverkas (Eggers &amp; Low (2014); Ekman (1979); Griesser et al (2007); Klein (2020); Siffczyk et al (2003); SLU Artdatabanken (2021).</w:t>
+        <w:t>, rödlistad som nära hotad och prioriterad art i Skogsvårdslagen, har häckningsrevir i anmälan. Arten har minskat kraftigt de senaste 30 åren och minskningstakten innevarande 10-årsperiod beräknas till 20 (10–30) %. Talltitan är synnerligen trogen sitt cirka 15 hektar stora revir och är beroende av flerskiktade olikåldriga skogar för att kunna föda upp sina ungar. Talltitan försvinner om dess livsmiljö kalavverkas (Eggers &amp; Low, 2014; Ekman, 1979; Griesser et al, 2007; Klein, 2020; Siffczyk et al, 2003; SLU Artdatabanken, 2021).</w:t>
       </w:r>
     </w:p>
     <w:p>
@@ -463,7 +463,7 @@
     <w:r>
       <w:tab/>
       <w:tab/>
-      <w:t>2026-03-10</w:t>
+      <w:t>2026-03-11</w:t>
       <w:br/>
       <w:br/>
     </w:r>

--- a/tillsyn/A 18725-2024 tillsynsbegäran.docx
+++ b/tillsyn/A 18725-2024 tillsynsbegäran.docx
@@ -463,7 +463,7 @@
     <w:r>
       <w:tab/>
       <w:tab/>
-      <w:t>2026-03-11</w:t>
+      <w:t>2026-03-12</w:t>
       <w:br/>
       <w:br/>
     </w:r>

--- a/tillsyn/A 18725-2024 tillsynsbegäran.docx
+++ b/tillsyn/A 18725-2024 tillsynsbegäran.docx
@@ -463,7 +463,7 @@
     <w:r>
       <w:tab/>
       <w:tab/>
-      <w:t>2026-03-12</w:t>
+      <w:t>2026-03-13</w:t>
       <w:br/>
       <w:br/>
     </w:r>

--- a/tillsyn/A 18725-2024 tillsynsbegäran.docx
+++ b/tillsyn/A 18725-2024 tillsynsbegäran.docx
@@ -463,7 +463,7 @@
     <w:r>
       <w:tab/>
       <w:tab/>
-      <w:t>2026-04-14</w:t>
+      <w:t>2026-04-15</w:t>
       <w:br/>
       <w:br/>
     </w:r>

--- a/tillsyn/A 18725-2024 tillsynsbegäran.docx
+++ b/tillsyn/A 18725-2024 tillsynsbegäran.docx
@@ -463,7 +463,7 @@
     <w:r>
       <w:tab/>
       <w:tab/>
-      <w:t>2026-04-15</w:t>
+      <w:t>2026-04-16</w:t>
       <w:br/>
       <w:br/>
     </w:r>

--- a/tillsyn/A 18725-2024 tillsynsbegäran.docx
+++ b/tillsyn/A 18725-2024 tillsynsbegäran.docx
@@ -463,7 +463,7 @@
     <w:r>
       <w:tab/>
       <w:tab/>
-      <w:t>2026-04-16</w:t>
+      <w:t>2026-04-17</w:t>
       <w:br/>
       <w:br/>
     </w:r>

--- a/tillsyn/A 18725-2024 tillsynsbegäran.docx
+++ b/tillsyn/A 18725-2024 tillsynsbegäran.docx
@@ -463,7 +463,7 @@
     <w:r>
       <w:tab/>
       <w:tab/>
-      <w:t>2026-04-17</w:t>
+      <w:t>2026-04-18</w:t>
       <w:br/>
       <w:br/>
     </w:r>

--- a/tillsyn/A 18725-2024 tillsynsbegäran.docx
+++ b/tillsyn/A 18725-2024 tillsynsbegäran.docx
@@ -463,7 +463,7 @@
     <w:r>
       <w:tab/>
       <w:tab/>
-      <w:t>2026-04-18</w:t>
+      <w:t>2026-04-19</w:t>
       <w:br/>
       <w:br/>
     </w:r>

--- a/tillsyn/A 18725-2024 tillsynsbegäran.docx
+++ b/tillsyn/A 18725-2024 tillsynsbegäran.docx
@@ -463,7 +463,7 @@
     <w:r>
       <w:tab/>
       <w:tab/>
-      <w:t>2026-04-19</w:t>
+      <w:t>2026-04-20</w:t>
       <w:br/>
       <w:br/>
     </w:r>

--- a/tillsyn/A 18725-2024 tillsynsbegäran.docx
+++ b/tillsyn/A 18725-2024 tillsynsbegäran.docx
@@ -463,7 +463,7 @@
     <w:r>
       <w:tab/>
       <w:tab/>
-      <w:t>2026-04-20</w:t>
+      <w:t>2026-04-21</w:t>
       <w:br/>
       <w:br/>
     </w:r>

--- a/tillsyn/A 18725-2024 tillsynsbegäran.docx
+++ b/tillsyn/A 18725-2024 tillsynsbegäran.docx
@@ -463,7 +463,7 @@
     <w:r>
       <w:tab/>
       <w:tab/>
-      <w:t>2026-04-21</w:t>
+      <w:t>2026-04-22</w:t>
       <w:br/>
       <w:br/>
     </w:r>

--- a/tillsyn/A 18725-2024 tillsynsbegäran.docx
+++ b/tillsyn/A 18725-2024 tillsynsbegäran.docx
@@ -463,7 +463,7 @@
     <w:r>
       <w:tab/>
       <w:tab/>
-      <w:t>2026-04-22</w:t>
+      <w:t>2026-04-23</w:t>
       <w:br/>
       <w:br/>
     </w:r>

--- a/tillsyn/A 18725-2024 tillsynsbegäran.docx
+++ b/tillsyn/A 18725-2024 tillsynsbegäran.docx
@@ -463,7 +463,7 @@
     <w:r>
       <w:tab/>
       <w:tab/>
-      <w:t>2026-04-23</w:t>
+      <w:t>2026-04-24</w:t>
       <w:br/>
       <w:br/>
     </w:r>

--- a/tillsyn/A 18725-2024 tillsynsbegäran.docx
+++ b/tillsyn/A 18725-2024 tillsynsbegäran.docx
@@ -463,7 +463,7 @@
     <w:r>
       <w:tab/>
       <w:tab/>
-      <w:t>2026-04-24</w:t>
+      <w:t>2026-04-25</w:t>
       <w:br/>
       <w:br/>
     </w:r>

--- a/tillsyn/A 18725-2024 tillsynsbegäran.docx
+++ b/tillsyn/A 18725-2024 tillsynsbegäran.docx
@@ -463,7 +463,7 @@
     <w:r>
       <w:tab/>
       <w:tab/>
-      <w:t>2026-04-25</w:t>
+      <w:t>2026-04-26</w:t>
       <w:br/>
       <w:br/>
     </w:r>

--- a/tillsyn/A 18725-2024 tillsynsbegäran.docx
+++ b/tillsyn/A 18725-2024 tillsynsbegäran.docx
@@ -463,7 +463,7 @@
     <w:r>
       <w:tab/>
       <w:tab/>
-      <w:t>2026-04-26</w:t>
+      <w:t>2026-04-27</w:t>
       <w:br/>
       <w:br/>
     </w:r>

--- a/tillsyn/A 18725-2024 tillsynsbegäran.docx
+++ b/tillsyn/A 18725-2024 tillsynsbegäran.docx
@@ -463,7 +463,7 @@
     <w:r>
       <w:tab/>
       <w:tab/>
-      <w:t>2026-04-27</w:t>
+      <w:t>2026-04-28</w:t>
       <w:br/>
       <w:br/>
     </w:r>

--- a/tillsyn/A 18725-2024 tillsynsbegäran.docx
+++ b/tillsyn/A 18725-2024 tillsynsbegäran.docx
@@ -463,7 +463,7 @@
     <w:r>
       <w:tab/>
       <w:tab/>
-      <w:t>2026-04-28</w:t>
+      <w:t>2026-04-29</w:t>
       <w:br/>
       <w:br/>
     </w:r>

--- a/tillsyn/A 18725-2024 tillsynsbegäran.docx
+++ b/tillsyn/A 18725-2024 tillsynsbegäran.docx
@@ -463,7 +463,7 @@
     <w:r>
       <w:tab/>
       <w:tab/>
-      <w:t>2026-04-29</w:t>
+      <w:t>2026-04-30</w:t>
       <w:br/>
       <w:br/>
     </w:r>

--- a/tillsyn/A 18725-2024 tillsynsbegäran.docx
+++ b/tillsyn/A 18725-2024 tillsynsbegäran.docx
@@ -463,7 +463,7 @@
     <w:r>
       <w:tab/>
       <w:tab/>
-      <w:t>2026-04-30</w:t>
+      <w:t>2026-05-01</w:t>
       <w:br/>
       <w:br/>
     </w:r>

--- a/tillsyn/A 18725-2024 tillsynsbegäran.docx
+++ b/tillsyn/A 18725-2024 tillsynsbegäran.docx
@@ -463,7 +463,7 @@
     <w:r>
       <w:tab/>
       <w:tab/>
-      <w:t>2026-05-01</w:t>
+      <w:t>2026-05-02</w:t>
       <w:br/>
       <w:br/>
     </w:r>

--- a/tillsyn/A 18725-2024 tillsynsbegäran.docx
+++ b/tillsyn/A 18725-2024 tillsynsbegäran.docx
@@ -463,7 +463,7 @@
     <w:r>
       <w:tab/>
       <w:tab/>
-      <w:t>2026-05-02</w:t>
+      <w:t>2026-05-03</w:t>
       <w:br/>
       <w:br/>
     </w:r>

--- a/tillsyn/A 18725-2024 tillsynsbegäran.docx
+++ b/tillsyn/A 18725-2024 tillsynsbegäran.docx
@@ -463,7 +463,7 @@
     <w:r>
       <w:tab/>
       <w:tab/>
-      <w:t>2026-05-03</w:t>
+      <w:t>2026-05-04</w:t>
       <w:br/>
       <w:br/>
     </w:r>

--- a/tillsyn/A 18725-2024 tillsynsbegäran.docx
+++ b/tillsyn/A 18725-2024 tillsynsbegäran.docx
@@ -463,7 +463,7 @@
     <w:r>
       <w:tab/>
       <w:tab/>
-      <w:t>2026-05-04</w:t>
+      <w:t>2026-05-05</w:t>
       <w:br/>
       <w:br/>
     </w:r>

--- a/tillsyn/A 18725-2024 tillsynsbegäran.docx
+++ b/tillsyn/A 18725-2024 tillsynsbegäran.docx
@@ -463,7 +463,7 @@
     <w:r>
       <w:tab/>
       <w:tab/>
-      <w:t>2026-05-05</w:t>
+      <w:t>2026-05-06</w:t>
       <w:br/>
       <w:br/>
     </w:r>

--- a/tillsyn/A 18725-2024 tillsynsbegäran.docx
+++ b/tillsyn/A 18725-2024 tillsynsbegäran.docx
@@ -463,7 +463,7 @@
     <w:r>
       <w:tab/>
       <w:tab/>
-      <w:t>2026-05-16</w:t>
+      <w:t>2026-05-17</w:t>
       <w:br/>
       <w:br/>
     </w:r>

--- a/tillsyn/A 18725-2024 tillsynsbegäran.docx
+++ b/tillsyn/A 18725-2024 tillsynsbegäran.docx
@@ -463,7 +463,7 @@
     <w:r>
       <w:tab/>
       <w:tab/>
-      <w:t>2026-05-17</w:t>
+      <w:t>2026-05-18</w:t>
       <w:br/>
       <w:br/>
     </w:r>

--- a/tillsyn/A 18725-2024 tillsynsbegäran.docx
+++ b/tillsyn/A 18725-2024 tillsynsbegäran.docx
@@ -463,7 +463,7 @@
     <w:r>
       <w:tab/>
       <w:tab/>
-      <w:t>2026-05-18</w:t>
+      <w:t>2026-05-19</w:t>
       <w:br/>
       <w:br/>
     </w:r>

--- a/tillsyn/A 18725-2024 tillsynsbegäran.docx
+++ b/tillsyn/A 18725-2024 tillsynsbegäran.docx
@@ -463,7 +463,7 @@
     <w:r>
       <w:tab/>
       <w:tab/>
-      <w:t>2026-05-19</w:t>
+      <w:t>2026-05-20</w:t>
       <w:br/>
       <w:br/>
     </w:r>

--- a/tillsyn/A 18725-2024 tillsynsbegäran.docx
+++ b/tillsyn/A 18725-2024 tillsynsbegäran.docx
@@ -463,7 +463,7 @@
     <w:r>
       <w:tab/>
       <w:tab/>
-      <w:t>2026-05-20</w:t>
+      <w:t>2026-05-21</w:t>
       <w:br/>
       <w:br/>
     </w:r>

--- a/tillsyn/A 18725-2024 tillsynsbegäran.docx
+++ b/tillsyn/A 18725-2024 tillsynsbegäran.docx
@@ -463,7 +463,7 @@
     <w:r>
       <w:tab/>
       <w:tab/>
-      <w:t>2026-05-21</w:t>
+      <w:t>2026-05-22</w:t>
       <w:br/>
       <w:br/>
     </w:r>

--- a/tillsyn/A 18725-2024 tillsynsbegäran.docx
+++ b/tillsyn/A 18725-2024 tillsynsbegäran.docx
@@ -463,7 +463,7 @@
     <w:r>
       <w:tab/>
       <w:tab/>
-      <w:t>2026-05-22</w:t>
+      <w:t>2026-05-23</w:t>
       <w:br/>
       <w:br/>
     </w:r>

--- a/tillsyn/A 18725-2024 tillsynsbegäran.docx
+++ b/tillsyn/A 18725-2024 tillsynsbegäran.docx
@@ -463,7 +463,7 @@
     <w:r>
       <w:tab/>
       <w:tab/>
-      <w:t>2026-05-23</w:t>
+      <w:t>2026-05-24</w:t>
       <w:br/>
       <w:br/>
     </w:r>

--- a/tillsyn/A 18725-2024 tillsynsbegäran.docx
+++ b/tillsyn/A 18725-2024 tillsynsbegäran.docx
@@ -463,7 +463,7 @@
     <w:r>
       <w:tab/>
       <w:tab/>
-      <w:t>2026-05-24</w:t>
+      <w:t>2026-05-25</w:t>
       <w:br/>
       <w:br/>
     </w:r>

--- a/tillsyn/A 18725-2024 tillsynsbegäran.docx
+++ b/tillsyn/A 18725-2024 tillsynsbegäran.docx
@@ -463,7 +463,7 @@
     <w:r>
       <w:tab/>
       <w:tab/>
-      <w:t>2026-05-25</w:t>
+      <w:t>2026-05-26</w:t>
       <w:br/>
       <w:br/>
     </w:r>

--- a/tillsyn/A 18725-2024 tillsynsbegäran.docx
+++ b/tillsyn/A 18725-2024 tillsynsbegäran.docx
@@ -463,7 +463,7 @@
     <w:r>
       <w:tab/>
       <w:tab/>
-      <w:t>2026-05-26</w:t>
+      <w:t>2026-05-27</w:t>
       <w:br/>
       <w:br/>
     </w:r>

--- a/tillsyn/A 18725-2024 tillsynsbegäran.docx
+++ b/tillsyn/A 18725-2024 tillsynsbegäran.docx
@@ -463,7 +463,7 @@
     <w:r>
       <w:tab/>
       <w:tab/>
-      <w:t>2026-05-27</w:t>
+      <w:t>2026-05-28</w:t>
       <w:br/>
       <w:br/>
     </w:r>

--- a/tillsyn/A 18725-2024 tillsynsbegäran.docx
+++ b/tillsyn/A 18725-2024 tillsynsbegäran.docx
@@ -463,7 +463,7 @@
     <w:r>
       <w:tab/>
       <w:tab/>
-      <w:t>2026-05-28</w:t>
+      <w:t>2026-05-29</w:t>
       <w:br/>
       <w:br/>
     </w:r>

--- a/tillsyn/A 18725-2024 tillsynsbegäran.docx
+++ b/tillsyn/A 18725-2024 tillsynsbegäran.docx
@@ -463,7 +463,7 @@
     <w:r>
       <w:tab/>
       <w:tab/>
-      <w:t>2026-05-29</w:t>
+      <w:t>2026-05-30</w:t>
       <w:br/>
       <w:br/>
     </w:r>

--- a/tillsyn/A 18725-2024 tillsynsbegäran.docx
+++ b/tillsyn/A 18725-2024 tillsynsbegäran.docx
@@ -463,7 +463,7 @@
     <w:r>
       <w:tab/>
       <w:tab/>
-      <w:t>2026-05-30</w:t>
+      <w:t>2026-05-31</w:t>
       <w:br/>
       <w:br/>
     </w:r>

--- a/tillsyn/A 18725-2024 tillsynsbegäran.docx
+++ b/tillsyn/A 18725-2024 tillsynsbegäran.docx
@@ -463,7 +463,7 @@
     <w:r>
       <w:tab/>
       <w:tab/>
-      <w:t>2026-05-31</w:t>
+      <w:t>2026-06-01</w:t>
       <w:br/>
       <w:br/>
     </w:r>

--- a/tillsyn/A 18725-2024 tillsynsbegäran.docx
+++ b/tillsyn/A 18725-2024 tillsynsbegäran.docx
@@ -463,7 +463,7 @@
     <w:r>
       <w:tab/>
       <w:tab/>
-      <w:t>2026-06-01</w:t>
+      <w:t>2026-06-02</w:t>
       <w:br/>
       <w:br/>
     </w:r>

--- a/tillsyn/A 18725-2024 tillsynsbegäran.docx
+++ b/tillsyn/A 18725-2024 tillsynsbegäran.docx
@@ -463,7 +463,7 @@
     <w:r>
       <w:tab/>
       <w:tab/>
-      <w:t>2026-06-02</w:t>
+      <w:t>2026-06-03</w:t>
       <w:br/>
       <w:br/>
     </w:r>

--- a/tillsyn/A 18725-2024 tillsynsbegäran.docx
+++ b/tillsyn/A 18725-2024 tillsynsbegäran.docx
@@ -463,7 +463,7 @@
     <w:r>
       <w:tab/>
       <w:tab/>
-      <w:t>2026-06-03</w:t>
+      <w:t>2026-06-04</w:t>
       <w:br/>
       <w:br/>
     </w:r>

--- a/tillsyn/A 18725-2024 tillsynsbegäran.docx
+++ b/tillsyn/A 18725-2024 tillsynsbegäran.docx
@@ -463,7 +463,7 @@
     <w:r>
       <w:tab/>
       <w:tab/>
-      <w:t>2026-06-04</w:t>
+      <w:t>2026-06-05</w:t>
       <w:br/>
       <w:br/>
     </w:r>

--- a/tillsyn/A 18725-2024 tillsynsbegäran.docx
+++ b/tillsyn/A 18725-2024 tillsynsbegäran.docx
@@ -463,7 +463,7 @@
     <w:r>
       <w:tab/>
       <w:tab/>
-      <w:t>2026-06-05</w:t>
+      <w:t>2026-06-06</w:t>
       <w:br/>
       <w:br/>
     </w:r>

--- a/tillsyn/A 18725-2024 tillsynsbegäran.docx
+++ b/tillsyn/A 18725-2024 tillsynsbegäran.docx
@@ -463,7 +463,7 @@
     <w:r>
       <w:tab/>
       <w:tab/>
-      <w:t>2026-06-06</w:t>
+      <w:t>2026-06-07</w:t>
       <w:br/>
       <w:br/>
     </w:r>

--- a/tillsyn/A 18725-2024 tillsynsbegäran.docx
+++ b/tillsyn/A 18725-2024 tillsynsbegäran.docx
@@ -463,7 +463,7 @@
     <w:r>
       <w:tab/>
       <w:tab/>
-      <w:t>2026-06-07</w:t>
+      <w:t>2026-06-08</w:t>
       <w:br/>
       <w:br/>
     </w:r>
